--- a/Part-Two-Ch09-The-Second-Founding/The Freedmen's Bureau.docx
+++ b/Part-Two-Ch09-The-Second-Founding/The Freedmen's Bureau.docx
@@ -9,25 +9,22 @@
         <w:tblLook w:firstColumn="1" w:firstRow="1" w:lastColumn="0" w:lastRow="0" w:noHBand="0" w:noVBand="1" w:val="04A0"/>
       </w:tblPr>
       <w:tblGrid>
-        <w:gridCol w:w="9936"/>
+        <w:gridCol w:w="10224"/>
       </w:tblGrid>
       <w:tr>
         <w:tc>
           <w:tcPr>
-            <w:tcW w:type="dxa" w:w="9936"/>
+            <w:tcW w:type="dxa" w:w="10224"/>
             <w:shd w:val="clear" w:fill="B1442F"/>
           </w:tcPr>
           <w:p>
-            <w:pPr>
-              <w:jc w:val="left"/>
-            </w:pPr>
             <w:r>
               <w:rPr>
                 <w:b/>
                 <w:color w:val="FFE6DE"/>
                 <w:sz w:val="18"/>
               </w:rPr>
-              <w:t>CHAPTER 9 · DEEP DIVE · A HOUSE DIVIDED</w:t>
+              <w:t>PROMISE &amp; PRACTICE  ·  DEEP DIVE  ·  SOURCE ANALYSIS</w:t>
             </w:r>
           </w:p>
           <w:p>
@@ -35,18 +32,19 @@
               <w:rPr>
                 <w:b/>
                 <w:color w:val="FFFFFF"/>
-                <w:sz w:val="40"/>
+                <w:sz w:val="42"/>
               </w:rPr>
-              <w:t>The Freedmen's Bureau</w:t>
+              <w:t>The Freedmen's Bureau — A House Divided</w:t>
             </w:r>
           </w:p>
           <w:p>
             <w:r>
               <w:rPr>
+                <w:i/>
                 <w:color w:val="FFE6DE"/>
-                <w:sz w:val="21"/>
+                <w:sz w:val="22"/>
               </w:rPr>
-              <w:t>The first great federal effort to help millions of newly freed people build lives in freedom — and the limits it ran into. 1865–1872.</w:t>
+              <w:t>Success, Failure, or Both?</w:t>
             </w:r>
           </w:p>
         </w:tc>
@@ -64,7 +62,7 @@
         <w:rPr>
           <w:sz w:val="21"/>
         </w:rPr>
-        <w:t xml:space="preserve">__________________________    </w:t>
+        <w:t xml:space="preserve">______________________________    </w:t>
       </w:r>
       <w:r>
         <w:rPr>
@@ -90,30 +88,179 @@
         <w:rPr>
           <w:sz w:val="21"/>
         </w:rPr>
-        <w:t>______________</w:t>
+        <w:t>________________</w:t>
+      </w:r>
+    </w:p>
+    <w:tbl>
+      <w:tblPr>
+        <w:tblW w:type="auto" w:w="0"/>
+        <w:tblLayout w:type="autofit"/>
+        <w:tblLook w:firstColumn="1" w:firstRow="1" w:lastColumn="0" w:lastRow="0" w:noHBand="0" w:noVBand="1" w:val="04A0"/>
+      </w:tblPr>
+      <w:tblGrid>
+        <w:gridCol w:w="10224"/>
+      </w:tblGrid>
+      <w:tr>
+        <w:tc>
+          <w:tcPr>
+            <w:tcW w:type="dxa" w:w="10224"/>
+            <w:shd w:val="clear" w:fill="f4c04e"/>
+          </w:tcPr>
+          <w:p>
+            <w:r>
+              <w:rPr>
+                <w:b/>
+                <w:color w:val="5A4512"/>
+                <w:sz w:val="19"/>
+              </w:rPr>
+              <w:t xml:space="preserve">WHAT I CAN DO TODAY   </w:t>
+            </w:r>
+            <w:r>
+              <w:rPr>
+                <w:color w:val="5A4512"/>
+                <w:sz w:val="21"/>
+              </w:rPr>
+              <w:t>I can read primary sources about The Freedmen's Bureau — A House Divided, weigh who made each one and why, and use evidence to answer historical questions.</w:t>
+            </w:r>
+          </w:p>
+        </w:tc>
+      </w:tr>
+    </w:tbl>
+    <w:p>
+      <w:r>
+        <w:rPr>
+          <w:b/>
+          <w:color w:val="B1442F"/>
+        </w:rPr>
+        <w:t xml:space="preserve">Directions. </w:t>
+      </w:r>
+      <w:r>
+        <w:rPr>
+          <w:sz w:val="22"/>
+        </w:rPr>
+        <w:t>A fair judgment weighs both sides. Sort the evidence, then decide how to grade the Bureau</w:t>
       </w:r>
     </w:p>
     <w:p/>
     <w:p>
       <w:r>
         <w:rPr>
+          <w:b/>
+          <w:color w:val="B1442F"/>
+          <w:sz w:val="26"/>
+        </w:rPr>
+        <w:t>THE SOURCES</w:t>
+      </w:r>
+    </w:p>
+    <w:p>
+      <w:pPr>
+        <w:spacing w:before="160"/>
+      </w:pPr>
+      <w:r>
+        <w:rPr>
+          <w:b/>
+          <w:color w:val="1C1714"/>
+          <w:sz w:val="23"/>
+        </w:rPr>
+        <w:t>THE IMAGE · 1868  —  “The Freedmen's Bureau”</w:t>
+      </w:r>
+    </w:p>
+    <w:p>
+      <w:pPr>
+        <w:jc w:val="center"/>
+      </w:pPr>
+      <w:r>
+        <w:drawing>
+          <wp:inline xmlns:a="http://schemas.openxmlformats.org/drawingml/2006/main" xmlns:pic="http://schemas.openxmlformats.org/drawingml/2006/picture">
+            <wp:extent cx="3931920" cy="3145536"/>
+            <wp:docPr id="1" name="Picture 1"/>
+            <wp:cNvGraphicFramePr>
+              <a:graphicFrameLocks noChangeAspect="1"/>
+            </wp:cNvGraphicFramePr>
+            <a:graphic>
+              <a:graphicData uri="http://schemas.openxmlformats.org/drawingml/2006/picture">
+                <pic:pic>
+                  <pic:nvPicPr>
+                    <pic:cNvPr id="0" name="image.jpg"/>
+                    <pic:cNvPicPr/>
+                  </pic:nvPicPr>
+                  <pic:blipFill>
+                    <a:blip r:embed="rId9"/>
+                    <a:stretch>
+                      <a:fillRect/>
+                    </a:stretch>
+                  </pic:blipFill>
+                  <pic:spPr>
+                    <a:xfrm>
+                      <a:off x="0" y="0"/>
+                      <a:ext cx="3931920" cy="3145536"/>
+                    </a:xfrm>
+                    <a:prstGeom prst="rect"/>
+                  </pic:spPr>
+                </pic:pic>
+              </a:graphicData>
+            </a:graphic>
+          </wp:inline>
+        </w:drawing>
+      </w:r>
+    </w:p>
+    <w:p>
+      <w:r>
+        <w:rPr>
+          <w:color w:val="6A6256"/>
+          <w:sz w:val="17"/>
+        </w:rPr>
+        <w:t>“The Freedmen's Bureau” — wood engraving by Alfred R. Waud, Harper's Weekly, 1868, public domain (Library of Congress).</w:t>
+      </w:r>
+    </w:p>
+    <w:p>
+      <w:pPr>
+        <w:spacing w:before="160"/>
+      </w:pPr>
+      <w:r>
+        <w:rPr>
+          <w:b/>
+          <w:color w:val="1C1714"/>
+          <w:sz w:val="23"/>
+        </w:rPr>
+        <w:t>SOURCE · THE BUREAU'S RECORD  —  Achievements and limits</w:t>
+      </w:r>
+    </w:p>
+    <w:p>
+      <w:pPr>
+        <w:ind w:left="432"/>
+      </w:pPr>
+      <w:r>
+        <w:rPr>
           <w:i/>
           <w:color w:val="1C1714"/>
           <w:sz w:val="22"/>
         </w:rPr>
-        <w:t>The first great federal effort to help millions of newly freed people build lives in freedom — and the limits it ran into. 1865–1872.</w:t>
+        <w:t>Achievements: millions of food rations; ~4,000 schools; foundations of Black colleges; labor contracts enforced; families reunited; marriages legalized.</w:t>
+        <w:br/>
+        <w:t>Limits: chronically underfunded and understaffed; fierce white resistance and violence; the promise of land mostly broken; shut down by 1872.</w:t>
+        <w:br/>
+        <w:t>— summarized from the historical record. Public domain</w:t>
       </w:r>
     </w:p>
     <w:p>
-      <w:pPr>
-        <w:spacing w:after="80"/>
-      </w:pPr>
       <w:r>
         <w:rPr>
-          <w:color w:val="1C1714"/>
-          <w:sz w:val="23"/>
+          <w:color w:val="6A6256"/>
+          <w:sz w:val="17"/>
         </w:rPr>
-        <w:t>How do you measure whether a government program ‘succeeded’ when it was given an impossible job and too little to do it with?</w:t>
+        <w:t>— summarized from the historical record. Public domain.</w:t>
+      </w:r>
+    </w:p>
+    <w:p/>
+    <w:p>
+      <w:r>
+        <w:rPr>
+          <w:b/>
+          <w:color w:val="B1442F"/>
+          <w:sz w:val="26"/>
+        </w:rPr>
+        <w:t>YOUR WORK</w:t>
       </w:r>
     </w:p>
     <w:p>
@@ -123,44 +270,65 @@
       <w:r>
         <w:rPr>
           <w:b/>
-          <w:color w:val="B1442F"/>
-          <w:sz w:val="28"/>
+          <w:color w:val="FFFFFF"/>
+          <w:sz w:val="20"/>
+          <w:shd w:val="clear" w:fill="B1442F"/>
         </w:rPr>
-        <w:t>An Impossible Assignment</w:t>
+        <w:t xml:space="preserve">  QUESTION 1  </w:t>
+      </w:r>
+      <w:r>
+        <w:rPr>
+          <w:b/>
+          <w:color w:val="6A6256"/>
+          <w:sz w:val="18"/>
+        </w:rPr>
+        <w:t xml:space="preserve">   STEP 1 · TWO COLUMNS</w:t>
       </w:r>
     </w:p>
     <w:p>
       <w:r>
         <w:rPr>
-          <w:b/>
-          <w:color w:val="6A6256"/>
-          <w:sz w:val="17"/>
+          <w:b w:val="0"/>
+          <w:color w:val="1C1714"/>
+          <w:sz w:val="23"/>
         </w:rPr>
-        <w:t>1865</w:t>
+        <w:t>From the source, list two clear successes of the Freedmen's Bureau and two clear limits or failures.</w:t>
       </w:r>
     </w:p>
     <w:p>
       <w:pPr>
-        <w:spacing w:after="80"/>
+        <w:spacing w:after="120"/>
       </w:pPr>
       <w:r>
         <w:rPr>
-          <w:color w:val="1C1714"/>
-          <w:sz w:val="23"/>
+          <w:color w:val="9A9286"/>
+          <w:sz w:val="22"/>
         </w:rPr>
-        <w:t>When the war ended, nearly four million freedpeople faced freedom with no money, no land, and, often, no way to find lost family. In March 1865 Congress created the Freedmen's Bureau to help — the first federal social-welfare agency in American history.</w:t>
+        <w:t>____________________________________________________________________________________________</w:t>
       </w:r>
     </w:p>
     <w:p>
       <w:pPr>
-        <w:spacing w:after="80"/>
+        <w:spacing w:after="120"/>
       </w:pPr>
       <w:r>
         <w:rPr>
-          <w:color w:val="1C1714"/>
-          <w:sz w:val="23"/>
+          <w:color w:val="9A9286"/>
+          <w:sz w:val="22"/>
         </w:rPr>
-        <w:t>Its job was staggering: provide food and medical care, set up schools, help negotiate fair labor contracts, reunite families, and legalize marriages — across a hostile, war-wrecked South.</w:t>
+        <w:t>____________________________________________________________________________________________</w:t>
+      </w:r>
+    </w:p>
+    <w:p>
+      <w:pPr>
+        <w:spacing w:after="120"/>
+      </w:pPr>
+      <w:r>
+        <w:rPr>
+          <w:color w:val="9A9286"/>
+          <w:sz w:val="22"/>
+        </w:rPr>
+        <w:t>____________________________________________________________________________________________</w:t>
       </w:r>
     </w:p>
     <w:p>
@@ -170,40 +338,77 @@
       <w:r>
         <w:rPr>
           <w:b/>
-          <w:color w:val="B1442F"/>
-          <w:sz w:val="28"/>
+          <w:color w:val="FFFFFF"/>
+          <w:sz w:val="20"/>
+          <w:shd w:val="clear" w:fill="B1442F"/>
         </w:rPr>
-        <w:t>The Bureau's Hardest Job</w:t>
+        <w:t xml:space="preserve">  QUESTION 2  </w:t>
+      </w:r>
+      <w:r>
+        <w:rPr>
+          <w:b/>
+          <w:color w:val="6A6256"/>
+          <w:sz w:val="18"/>
+        </w:rPr>
+        <w:t xml:space="preserve">   STEP 2 · THE BIGGEST FAILURE</w:t>
       </w:r>
     </w:p>
     <w:p>
       <w:r>
         <w:rPr>
-          <w:b/>
-          <w:color w:val="6A6256"/>
-          <w:sz w:val="17"/>
+          <w:b w:val="0"/>
+          <w:color w:val="1C1714"/>
+          <w:sz w:val="23"/>
         </w:rPr>
-        <w:t>ALFRED R. WAUD, 1868</w:t>
+        <w:t>Many historians call the failure to give freedpeople land the Bureau's most damaging shortcoming. Why would land have mattered so much?</w:t>
       </w:r>
     </w:p>
     <w:p>
+      <w:pPr>
+        <w:spacing w:after="40"/>
+        <w:ind w:left="432"/>
+      </w:pPr>
       <w:r>
         <w:rPr>
-          <w:i/>
-          <w:color w:val="1C1714"/>
           <w:sz w:val="22"/>
         </w:rPr>
-        <w:t>In this famous engraving, a Bureau agent stands between an armed white crowd and a Black crowd — keeping the peace. The image captures the Bureau's role: protecting freedpeople in a land that resented them.</w:t>
+        <w:t>☐  A.  land was worthless after the war</w:t>
       </w:r>
     </w:p>
     <w:p>
+      <w:pPr>
+        <w:spacing w:after="40"/>
+        <w:ind w:left="432"/>
+      </w:pPr>
       <w:r>
         <w:rPr>
-          <w:i/>
-          <w:color w:val="6A6256"/>
-          <w:sz w:val="17"/>
+          <w:sz w:val="22"/>
         </w:rPr>
-        <w:t>“The Freedmen's Bureau” — wood engraving by Alfred R. Waud, Harper's Weekly, 1868, public domain (Library of Congress).</w:t>
+        <w:t>☐  B.  land meant independence; without it, freedpeople had to work for their former enslavers</w:t>
+      </w:r>
+    </w:p>
+    <w:p>
+      <w:pPr>
+        <w:spacing w:after="40"/>
+        <w:ind w:left="432"/>
+      </w:pPr>
+      <w:r>
+        <w:rPr>
+          <w:sz w:val="22"/>
+        </w:rPr>
+        <w:t>☐  C.  freedpeople did not want land</w:t>
+      </w:r>
+    </w:p>
+    <w:p>
+      <w:pPr>
+        <w:spacing w:after="40"/>
+        <w:ind w:left="432"/>
+      </w:pPr>
+      <w:r>
+        <w:rPr>
+          <w:sz w:val="22"/>
+        </w:rPr>
+        <w:t>☐  D.  land had nothing to do with freedom</w:t>
       </w:r>
     </w:p>
     <w:p>
@@ -213,54 +418,65 @@
       <w:r>
         <w:rPr>
           <w:b/>
-          <w:color w:val="B1442F"/>
-          <w:sz w:val="28"/>
+          <w:color w:val="FFFFFF"/>
+          <w:sz w:val="20"/>
+          <w:shd w:val="clear" w:fill="B1442F"/>
         </w:rPr>
-        <w:t>Schools, Contracts, and Reunions</w:t>
+        <w:t xml:space="preserve">  QUESTION 3  </w:t>
+      </w:r>
+      <w:r>
+        <w:rPr>
+          <w:b/>
+          <w:color w:val="6A6256"/>
+          <w:sz w:val="18"/>
+        </w:rPr>
+        <w:t xml:space="preserve">   STEP 3 · READ THE TEACHER</w:t>
       </w:r>
     </w:p>
     <w:p>
       <w:r>
         <w:rPr>
-          <w:b/>
-          <w:color w:val="6A6256"/>
-          <w:sz w:val="17"/>
+          <w:b w:val="0"/>
+          <w:color w:val="1C1714"/>
+          <w:sz w:val="23"/>
         </w:rPr>
-        <w:t>WHAT IT ACHIEVED</w:t>
+        <w:t>Using the teacher's quote, explain what the Bureau's schools meant to freedpeople. Why would families “starve themselves” to send children to school?</w:t>
       </w:r>
     </w:p>
     <w:p>
       <w:pPr>
-        <w:spacing w:after="80"/>
+        <w:spacing w:after="120"/>
       </w:pPr>
       <w:r>
         <w:rPr>
-          <w:color w:val="1C1714"/>
-          <w:sz w:val="23"/>
+          <w:color w:val="9A9286"/>
+          <w:sz w:val="22"/>
         </w:rPr>
-        <w:t>The Bureau's accomplishments were real. It issued millions of food rations, built or supported some 4,000 schools (laying the foundation for Black education, including the first HBCUs), and helped tens of thousands reunite with family and formalize marriages.</w:t>
+        <w:t>____________________________________________________________________________________________</w:t>
       </w:r>
     </w:p>
     <w:p>
       <w:pPr>
-        <w:spacing w:after="80"/>
+        <w:spacing w:after="120"/>
       </w:pPr>
       <w:r>
         <w:rPr>
-          <w:color w:val="1C1714"/>
-          <w:sz w:val="23"/>
+          <w:color w:val="9A9286"/>
+          <w:sz w:val="22"/>
         </w:rPr>
-        <w:t>It also tried to referee the new world of free labor, enforcing contracts so that freedpeople would actually be paid for their work.</w:t>
+        <w:t>____________________________________________________________________________________________</w:t>
       </w:r>
     </w:p>
     <w:p>
+      <w:pPr>
+        <w:spacing w:after="120"/>
+      </w:pPr>
       <w:r>
         <w:rPr>
-          <w:i/>
-          <w:color w:val="6A6256"/>
-          <w:sz w:val="17"/>
+          <w:color w:val="9A9286"/>
+          <w:sz w:val="22"/>
         </w:rPr>
-        <w:t>The five military districts, 1867 — map, © ShadowDog Digital Studios (SDS Digital Collection).</w:t>
+        <w:t>____________________________________________________________________________________________</w:t>
       </w:r>
     </w:p>
     <w:p>
@@ -270,102 +486,91 @@
       <w:r>
         <w:rPr>
           <w:b/>
-          <w:color w:val="B1442F"/>
-          <w:sz w:val="28"/>
+          <w:color w:val="FFFFFF"/>
+          <w:sz w:val="20"/>
+          <w:shd w:val="clear" w:fill="B1442F"/>
         </w:rPr>
-        <w:t>Underfunded and Under Fire</w:t>
+        <w:t xml:space="preserve">  QUESTION 4  </w:t>
+      </w:r>
+      <w:r>
+        <w:rPr>
+          <w:b/>
+          <w:color w:val="6A6256"/>
+          <w:sz w:val="18"/>
+        </w:rPr>
+        <w:t xml:space="preserve">   STEP 4 · YOUR VERDICT</w:t>
       </w:r>
     </w:p>
     <w:p>
       <w:r>
         <w:rPr>
-          <w:b/>
-          <w:color w:val="6A6256"/>
-          <w:sz w:val="17"/>
+          <w:b w:val="0"/>
+          <w:color w:val="1C1714"/>
+          <w:sz w:val="23"/>
         </w:rPr>
-        <w:t>WHAT HELD IT BACK</w:t>
+        <w:t>Given its impossible task and limited support, was the Freedmen's Bureau a success, a failure, or both? Defend your verdict in three or four sentences, using evidence.</w:t>
       </w:r>
     </w:p>
     <w:p>
       <w:pPr>
-        <w:spacing w:after="80"/>
+        <w:spacing w:after="120"/>
       </w:pPr>
       <w:r>
         <w:rPr>
-          <w:color w:val="1C1714"/>
-          <w:sz w:val="23"/>
+          <w:color w:val="9A9286"/>
+          <w:sz w:val="22"/>
         </w:rPr>
-        <w:t>But the Bureau was overwhelmed. It was always short of money and agents, faced fierce white resistance and violence, and President Johnson vetoed efforts to strengthen it.</w:t>
+        <w:t>____________________________________________________________________________________________</w:t>
       </w:r>
     </w:p>
     <w:p>
       <w:pPr>
-        <w:spacing w:after="80"/>
+        <w:spacing w:after="120"/>
       </w:pPr>
       <w:r>
         <w:rPr>
-          <w:color w:val="1C1714"/>
-          <w:sz w:val="23"/>
+          <w:color w:val="9A9286"/>
+          <w:sz w:val="22"/>
         </w:rPr>
-        <w:t>Its greatest failure was land. The promise of “forty acres” mostly evaporated when Johnson returned confiscated land to its former Confederate owners. Without land, most freedpeople were pushed back toward working for their former enslavers. By 1872, the Bureau was shut down.</w:t>
-      </w:r>
-    </w:p>
-    <w:p>
-      <w:r>
-        <w:rPr>
-          <w:b/>
-          <w:color w:val="6A6256"/>
-          <w:sz w:val="17"/>
-        </w:rPr>
-        <w:t>A FREEDMEN'S BUREAU TEACHER</w:t>
+        <w:t>____________________________________________________________________________________________</w:t>
       </w:r>
     </w:p>
     <w:p>
       <w:pPr>
-        <w:spacing w:after="80"/>
+        <w:spacing w:after="120"/>
       </w:pPr>
       <w:r>
         <w:rPr>
-          <w:color w:val="1C1714"/>
-          <w:sz w:val="23"/>
+          <w:color w:val="9A9286"/>
+          <w:sz w:val="22"/>
         </w:rPr>
-        <w:t>The colored people … are eager to learn. … They will starve themselves, and go without clothes, in order to send their children to school.</w:t>
+        <w:t>____________________________________________________________________________________________</w:t>
       </w:r>
     </w:p>
     <w:p>
       <w:pPr>
-        <w:spacing w:before="200"/>
+        <w:spacing w:after="120"/>
       </w:pPr>
       <w:r>
         <w:rPr>
-          <w:b/>
-          <w:color w:val="B1442F"/>
-          <w:sz w:val="28"/>
+          <w:color w:val="9A9286"/>
+          <w:sz w:val="22"/>
         </w:rPr>
-        <w:t>Weigh the Record</w:t>
+        <w:t>____________________________________________________________________________________________</w:t>
       </w:r>
     </w:p>
     <w:p>
+      <w:pPr>
+        <w:spacing w:after="120"/>
+      </w:pPr>
       <w:r>
         <w:rPr>
-          <w:b/>
-          <w:color w:val="6A6256"/>
-          <w:sz w:val="17"/>
+          <w:color w:val="9A9286"/>
+          <w:sz w:val="22"/>
         </w:rPr>
-        <w:t>YOUR TURN</w:t>
+        <w:t>____________________________________________________________________________________________</w:t>
       </w:r>
     </w:p>
-    <w:p>
-      <w:r>
-        <w:rPr>
-          <w:i/>
-          <w:color w:val="1C1714"/>
-          <w:sz w:val="22"/>
-        </w:rPr>
-        <w:t>You'll weigh the Bureau's successes against its limits and practice evaluating evidence — reaching a fair verdict on a program given an impossible task.</w:t>
-      </w:r>
-    </w:p>
-    <w:p/>
     <w:p>
       <w:pPr>
         <w:jc w:val="center"/>
@@ -378,9 +583,160 @@
         <w:t>Promise &amp; Practice · ShadowDog Digital Studios · Unit 2</w:t>
       </w:r>
     </w:p>
+    <w:p>
+      <w:r>
+        <w:br w:type="page"/>
+      </w:r>
+    </w:p>
+    <w:tbl>
+      <w:tblPr>
+        <w:tblW w:type="auto" w:w="0"/>
+        <w:tblLayout w:type="autofit"/>
+        <w:tblLook w:firstColumn="1" w:firstRow="1" w:lastColumn="0" w:lastRow="0" w:noHBand="0" w:noVBand="1" w:val="04A0"/>
+      </w:tblPr>
+      <w:tblGrid>
+        <w:gridCol w:w="10224"/>
+      </w:tblGrid>
+      <w:tr>
+        <w:tc>
+          <w:tcPr>
+            <w:tcW w:type="dxa" w:w="10224"/>
+            <w:shd w:val="clear" w:fill="2c2219"/>
+          </w:tcPr>
+          <w:p>
+            <w:r>
+              <w:rPr>
+                <w:b/>
+                <w:color w:val="F0A184"/>
+                <w:sz w:val="28"/>
+              </w:rPr>
+              <w:t>TEACHER ANSWER KEY  —  The Freedmen's Bureau — A House Divided</w:t>
+            </w:r>
+          </w:p>
+        </w:tc>
+      </w:tr>
+    </w:tbl>
+    <w:p/>
+    <w:p>
+      <w:r>
+        <w:rPr>
+          <w:b/>
+          <w:color w:val="B1442F"/>
+          <w:sz w:val="22"/>
+        </w:rPr>
+        <w:t xml:space="preserve">QUESTION 1:  </w:t>
+      </w:r>
+      <w:r>
+        <w:rPr>
+          <w:sz w:val="22"/>
+        </w:rPr>
+        <w:t>Open response.</w:t>
+      </w:r>
+    </w:p>
+    <w:p>
+      <w:pPr>
+        <w:ind w:left="432"/>
+      </w:pPr>
+      <w:r>
+        <w:rPr>
+          <w:i/>
+          <w:color w:val="6A6256"/>
+          <w:sz w:val="21"/>
+        </w:rPr>
+        <w:t>Look for a response along the lines of: “Successes: 1)… 2)… | Limits: 1)… 2)…”</w:t>
+      </w:r>
+    </w:p>
+    <w:p>
+      <w:r>
+        <w:rPr>
+          <w:b/>
+          <w:color w:val="B1442F"/>
+          <w:sz w:val="22"/>
+        </w:rPr>
+        <w:t xml:space="preserve">QUESTION 2:  </w:t>
+      </w:r>
+      <w:r>
+        <w:rPr>
+          <w:b/>
+          <w:sz w:val="22"/>
+        </w:rPr>
+        <w:t>Correct — B. land meant independence; without it, freedpeople had to work for their former enslavers</w:t>
+      </w:r>
+    </w:p>
+    <w:p>
+      <w:pPr>
+        <w:ind w:left="432"/>
+      </w:pPr>
+      <w:r>
+        <w:rPr>
+          <w:i/>
+          <w:color w:val="6A6256"/>
+          <w:sz w:val="21"/>
+        </w:rPr>
+        <w:t>Right. Land meant economic independence. Without it, most freedpeople had to work for their former enslavers — which is exactly how sharecropping trapped them in poverty and dependence.</w:t>
+      </w:r>
+    </w:p>
+    <w:p>
+      <w:r>
+        <w:rPr>
+          <w:b/>
+          <w:color w:val="B1442F"/>
+          <w:sz w:val="22"/>
+        </w:rPr>
+        <w:t xml:space="preserve">QUESTION 3:  </w:t>
+      </w:r>
+      <w:r>
+        <w:rPr>
+          <w:sz w:val="22"/>
+        </w:rPr>
+        <w:t>Open response.</w:t>
+      </w:r>
+    </w:p>
+    <w:p>
+      <w:pPr>
+        <w:ind w:left="432"/>
+      </w:pPr>
+      <w:r>
+        <w:rPr>
+          <w:i/>
+          <w:color w:val="6A6256"/>
+          <w:sz w:val="21"/>
+        </w:rPr>
+        <w:t>Look for a response along the lines of: “Education meant… so families were willing to…”</w:t>
+      </w:r>
+    </w:p>
+    <w:p>
+      <w:r>
+        <w:rPr>
+          <w:b/>
+          <w:color w:val="B1442F"/>
+          <w:sz w:val="22"/>
+        </w:rPr>
+        <w:t xml:space="preserve">QUESTION 4:  </w:t>
+      </w:r>
+      <w:r>
+        <w:rPr>
+          <w:sz w:val="22"/>
+        </w:rPr>
+        <w:t>Open response.</w:t>
+      </w:r>
+    </w:p>
+    <w:p>
+      <w:pPr>
+        <w:ind w:left="432"/>
+      </w:pPr>
+      <w:r>
+        <w:rPr>
+          <w:i/>
+          <w:color w:val="6A6256"/>
+          <w:sz w:val="21"/>
+        </w:rPr>
+        <w:t>Look for a response along the lines of: “I would judge the Bureau as ___ because…”</w:t>
+      </w:r>
+    </w:p>
     <w:sectPr>
       <w:pgSz w:w="12240" w:h="15840"/>
-      <w:pgMar w:top="1152" w:right="1152" w:bottom="1152" w:left="1152" w:header="720" w:footer="720" w:gutter="0"/>
+      <w:pgMar w:top="1008" w:right="1008" w:bottom="1008" w:left="1008" w:header="720" w:footer="720" w:gutter="0"/>
       <w:cols w:space="720"/>
       <w:docGrid w:linePitch="360"/>
     </w:sectPr>
